--- a/tfl/tables/T-DS-02.docx
+++ b/tfl/tables/T-DS-02.docx
@@ -2167,7 +2167,7 @@
           <w:szCs w:val="14"/>
           <w:color w:val="C0392B"/>
         </w:rPr>
-        <w:t xml:space="preserve">DRAFT — produced 2026-07-19 — synthetic data, NOT for regulatory submission</w:t>
+        <w:t xml:space="preserve">DRAFT — produced 2026-09-20 — synthetic data, NOT for regulatory submission</w:t>
       </w:r>
     </w:p>
     <w:sectPr>

--- a/tfl/tables/T-DS-02.docx
+++ b/tfl/tables/T-DS-02.docx
@@ -289,7 +289,7 @@
                 <w:szCs w:val="18"/>
                 <w:color w:val="FFFFFF"/>
               </w:rPr>
-              <w:t xml:space="preserve">(N=225)</w:t>
+              <w:t xml:space="preserve">(N=300)</w:t>
             </w:r>
           </w:p>
         </w:tc>
@@ -370,7 +370,7 @@
                 <w:szCs w:val="18"/>
                 <w:color w:val="FFFFFF"/>
               </w:rPr>
-              <w:t xml:space="preserve">(N=225)</w:t>
+              <w:t xml:space="preserve">(N=150)</w:t>
             </w:r>
           </w:p>
         </w:tc>
@@ -566,7 +566,7 @@
                 <w:szCs w:val="18"/>
                 <w:color w:val="000000"/>
               </w:rPr>
-              <w:t xml:space="preserve">89 (39.6)</w:t>
+              <w:t xml:space="preserve">132 (44.0)</w:t>
             </w:r>
           </w:p>
         </w:tc>
@@ -621,7 +621,7 @@
                 <w:szCs w:val="18"/>
                 <w:color w:val="000000"/>
               </w:rPr>
-              <w:t xml:space="preserve">101 (44.9)</w:t>
+              <w:t xml:space="preserve">58 (38.7)</w:t>
             </w:r>
           </w:p>
         </w:tc>
